--- a/example_articles/countries/France/1.countries_France_New_York_Times.docx
+++ b/example_articles/countries/France/1.countries_France_New_York_Times.docx
@@ -27,17 +27,17 @@
     </w:p>
     <w:p>
       <w:r>
-        <w:t>Source File: NYT/34.DOCX</w:t>
+        <w:t>Source file: NYT/34.DOCX</w:t>
       </w:r>
     </w:p>
     <w:p>
       <w:r>
-        <w:t>Raw locations result: ['France (Asnieres)']</w:t>
+        <w:t>Raw locations result, 'locations': ['France (Asnieres)']</w:t>
       </w:r>
     </w:p>
     <w:p>
       <w:r>
-        <w:t>countries_stand_flat (Standardized): France</w:t>
+        <w:t>Standardized locations result, 'countries_stand_flat': France</w:t>
       </w:r>
     </w:p>
     <w:p>

--- a/example_articles/countries/France/1.countries_France_New_York_Times.docx
+++ b/example_articles/countries/France/1.countries_France_New_York_Times.docx
@@ -7,7 +7,7 @@
         <w:pStyle w:val="Heading1"/>
       </w:pPr>
       <w:r>
-        <w:t>On the Runway: Democrats</w:t>
+        <w:t>PAPA GETS THE BLAME</w:t>
       </w:r>
     </w:p>
     <w:p>
@@ -17,22 +17,22 @@
     </w:p>
     <w:p>
       <w:r>
-        <w:t>Date: 1991-09-18</w:t>
+        <w:t>Date: 1990-04-01</w:t>
       </w:r>
     </w:p>
     <w:p>
       <w:r>
-        <w:t>Section: Section A;; Section A; Page 18; Column 1; Editorial Desk; Column 1;; Editorial</w:t>
+        <w:t>Section: Section 7; Page 24, Column 1; Book Review Desk; Review</w:t>
       </w:r>
     </w:p>
     <w:p>
       <w:r>
-        <w:t>Source file: NYT/34.DOCX</w:t>
+        <w:t>Source file: NYT/52.DOCX</w:t>
       </w:r>
     </w:p>
     <w:p>
       <w:r>
-        <w:t>Raw locations result, 'locations': ['France (Asnieres)']</w:t>
+        <w:t>Raw locations result, 'locations': ['France']</w:t>
       </w:r>
     </w:p>
     <w:p>
@@ -49,25 +49,49 @@
     </w:p>
     <w:p>
       <w:r>
-        <w:t>For weeks now, the best word to describe Democratic Presidential candidates for 1992 was "former." One dropout followed another: Nunn, McGovern, Gephardt, Gore, Rockefeller. And the absence of a campaign impelled this page to try provoking discussion of issues with a series of editorials, "Pinch-Hitting for the Democrats." Suddenly, the field of eager candidates looks like the flight line at La Guardia at rush hour.</w:t>
+        <w:t>A HISTORY OF PRIVATE LIFE</w:t>
         <w:br/>
-        <w:t>Former Senator Paul Tsongas of Massachusetts was for four months the sole candidate. Then Gov. Douglas Wilder of Virginia launched his campaign last Friday; Senator Tom Harkin of Iowa took off Sunday; and revving their engines on the taxiway are Gov. Bill Clinton of Arkansas, Senator Bob Kerrey of Nebraska and former Gov. Jerry Brown of California, among others.</w:t>
+        <w:t>Volume Four: From the Fires of Revolution to the Great War.</w:t>
         <w:br/>
-        <w:t>To citizens dispirited by the endless 1988 campaign, that may sound like the Seven Dwarfs all over again. But this campaign can't help but be much shorter. The New Hampshire primary is only five months away. More important, these candidates can provide what both their party and the public now need most: an argument.</w:t>
+        <w:t>Edited by Michelle Perrot.</w:t>
         <w:br/>
-        <w:t>The Democrats, who have occupied the White House for only four years since 1968, need to argue out what they stand for. And the public needs to argue out what America stands for. The collapse of Communism creates a reverberating need to redefine America's enemies, and goals.</w:t>
+        <w:t>Translated by Arthur Goldhammer.</w:t>
         <w:br/>
-        <w:t>There have not in recent years been many illuminating arguments over compelling priorities -- certainly not in the 1988 campaign when Michael Dukakis won the Democratic nomination with a pledge of "good jobs for good wages" and George Bush won election with a campaign chiefly memorable for images of a paroled rapist and the flag.</w:t>
+        <w:t>Illustrated. 713 pp. Cambridge, Mass.:</w:t>
         <w:br/>
-        <w:t>Public concerns, however, are piling up. Among them are the widely felt disgust with politics . . . the need to recast Federal spending toward the future . . . the crippled health care system . . . the pressures on families, especially poor families . . . racial tension, and justice.</w:t>
+        <w:t>The Belknap Press/Harvard University Press.</w:t>
         <w:br/>
-        <w:t>Taken together, the Democrats on, and just off, the runway address all these concerns. Paul Tsongas stands against divisive racial politics and for realistic economics, though in terms that imply perfumed protectionism. Governor Wilder, while standing up for civil rights, reaches out for general support. Senator Harkin starts his campaign full of flags and fight on behalf of traditional working-class liberalism.</w:t>
+        <w:t>$39.95.</w:t>
         <w:br/>
-        <w:t>Governor Clinton offers a record of achievement in dealing with the problems of children and sets out a creative anti-poverty position. And former Governor Brown sounds like the Outsider Incarnate, speaking for people who feel disconnected from politics.</w:t>
+        <w:t>As with icebergs and volcanoes, seven-eighths of human life remains out of sight. Behind the great events and eminent figures traditionally recorded as history lie teeming behaviors that fill our time - all-pervasive, only half predictable, sometimes wicked. Therefore by conventions of civility in speech and dress we limit access to one another's lives. There are things we would rather not know. Yet the opposite pull of curiosity can become very strong.</w:t>
         <w:br/>
-        <w:t>None of these candidates so far offer much of an international vision, implicitly acknowledging the strength of President Bush's performance in handling the Communist world and the Middle East. None so far have been forced to face up to the need to pay for domestic reforms. All must be regarded as long, long shots.</w:t>
+        <w:t>Our appetite for the underside of history has long been served by accounts of daily life, by histories of taste and of morals, by personal narratives and, primarily, by novels. Early in this century the influential French Annales school of history deflected the focus of scholarly history from narratives of great events to scrutiny of mentalites - lasting attitudes or mental habits underlying events. That school has succeeded so well in France at least that some historians are leaving mentalites behind in order to burrow even further down toward cases. A large library has accumulated of studies of villages and small-time individuals.</w:t>
         <w:br/>
-        <w:t>Yet winning is not the only thing. Democrats may wish they had a better-known, more powerful challenger. Republicans may not like any of these messengers or their messages. But the arrival of all these candidates with something serious to say is a development citizens of all political persuasions can only welcome, for America has a lot to talk about.</w:t>
+        <w:t>The new emphasis on the history of everybody has now been consecrated in an ambitious five-volume series - ''A History of Private Life'' - published by the distinguished Seuil house in Paris and masterfully translated by Arthur Goldhammer for Harvard University Press. Because of the copious illustrative materials - paintings, drawings, caricatures and photographs, all cannily chosen and wittily captioned to display domestic life - one responds first to a magnificent picture book. It is disappointing to discover that a team of resourceful researchers (unacknowledged in the American edition) assembled the illustrations independently; the authors never refer to the array of images. With foolish parsimony, the American edition omits the handsome colored endpapers of mural paintings and wallpapers that emblazon the Seuil volumes.</w:t>
+        <w:br/>
+        <w:t>A respected nonacademic scholar, Philippe Aries, who liked to call himself a Sunday historian, ''willed, conceived, and prepared'' the series. He died in 1984, when it was half completed. Aries's study of the history of the family in ''Centuries of Childhood'' (1962) has left a visible mark on the first three volumes. He and his collaborators were aware of a problem affecting a history of private life beginning with ancient Rome. The notion of privacy as a valued condition related to individualism did not really take shape until the 19th century, primarily in England. The 20-odd authors of the first three volumes, including the eminent Georges Duby, circumvent this potential difficulty by writing social history with a major emphasis on domestic life and sexual mores. Their generally competent essays offer us something between a nonalphabetical encyclopedia and a miscellany, with no primary subject and no sustained argument.</w:t>
+        <w:br/>
+        <w:t>This approach changes in the fourth volume, devoted to the crucial 19th century. That is when separation of home from work place became established, and people began to seek privacy consciously. Furthermore, for this modern period the available documentation about daily life in words and images becomes overwhelming and can be shaped to support almost any thesis. Michelle Perrot, the editor and principal contributor to this volume, has woven two books into one. All the essays except one on England offer sociological studies of private life in 19th-century France combined with severe critical judgments of that life. The shuddering political events of the period are rarely referred to. Three short essays - on the French Revolution, the development of the English ''sweet home'' and rituals and pastimes of the bourgeoisie - make the common point that the Revolution stopped short of liberating women from the home and retained public life for men. The change I refer to occurs in the essays by the main contributors. The way they recast Aries's ideas stands the series on its head. In his introduction to Volume Three, central in every way to the project, Aries explains how increased state intervention in people's lives during the 17th and 18th centuries encouraged the formation of a private sector: ''Ultimately the family became the focus of private life. Its significance changed. No longer was it merely an economic unit for the sake of whose reproduction everything had to be sacrificed. No longer was it a restraint on individual freedom, a place in which power was wielded by women. It became something it had never been: a refuge.''</w:t>
+        <w:br/>
+        <w:t>A scholar best known for her study of the working class, Ms. Perrot appears to continue this interpretation in her opening remarks to Volume Four. She states that ''the nineteenth century was the golden age of private life.'' But in the third paragraph of a 160-page section, she refers to the family not as a haven, but as ''a totalitarian unit'' provoking rebellion and explosion. After looking at some theories of the family from Hegel to Michel Foucault, she easily gathers evidence of family conflict that casts an unfavorable light on the bourgeoisie and paternalistic husbands. The golden age of privacy turns out to be the dark dungeon of family life. In a later section on childhood, Ms. Perrot again subjects the family unit to the ultimate curse of our time: ''totalitarianism.'' This antifamily verdict is not supported by a careful weighing of evidence to refute Aries.</w:t>
+        <w:br/>
+        <w:t>In a 100-page chapter called ''Private Spaces,'' the social historian Roger-Henri Guerrand unfolds a broad panorama of information about domestic architecture and the consequences of extreme inequities in the distribution of wealth. Mr. Guerrand devotes his most impassioned pages to describing and praising the housing project for workers built by the industrialist Jean-Baptiste Andre Godin according to the socialist-utopian principles of Charles Fourier. Godin's social project in Guise (100 miles northeast of Paris) housed more than a hundred families in imposing four-story buildings with running water and toilets on every floor, glassed-in courtyards, medical services, baths and rubbish chutes. Mr. Guerrand dismisses Emile Zola's skepticism about the community, expressed after a brief visit, and states rhapsodically and inaccurately: ''Godin thus realized the Fourierist utopia.'' A few pages later Mr. Guerrand vents his wrath on another entrepreneur, Frederic Le Play, who encouraged workers to save money in order to buy their own homes. According to Mr. Guerrand this ''bizzare idea'' led to France's becoming ''a straitlaced country of self-satisfied homeowners.''</w:t>
+        <w:br/>
+        <w:t>Such sweeping observations pass right by the real need to examine the relation of ownership - particularly absentee and corporate ownership - to our self-awareness as citizens of a community. To a disturbing degree, we have come to think in terms of owning our selves, our persons.</w:t>
+        <w:br/>
+        <w:t>Alain Corbin, the third major contributor to this volume, has studied prostitution in France and published a much discussed work entitled ''The Foul and the Fragrant: Odor and the French Social Imagination'' (1986). Here Mr. Corbin has written 200 pages divided between information and apologia. His brief remarks on the confessional, alcoholism, Pasteur's revolution of the microbe and French psychologists at the century's end show a shrewd investigator at work. But his central subject is the history of contemporary sexuality, which he dates from about 1860, when ''the bourgeoisie began to suffer from its morality.'' The resulting liberation of sexual behavior is variously referred to as ''a slow but profound change,'' ''a mutation,'' and in his final sentence as a ''revolution.'' Mr. Corbin realizes that adequate documentation for these claims is hardly furnished in his brief, unsystematic accounts of adultery, licensed bordellos and courtesans of the demimonde. He ultimately locates the change in ''the emergence of a new species'' - namely, the persecuted figure of the male homosexual:</w:t>
+        <w:br/>
+        <w:t>''When all is said and done, the pederasts of the nineteenth century were the first to develop the model of a strictly hedonistic sexuality, cut off from procreation, which was destined to enjoy a brilliant future. When homosexuals finally emerged from hiding to proclaim their normality, it was, as Philippe Aries remarked, in order to hold out to the young a triumphant new model of virility.'' (My translation.) The paragraph deserves scrutiny. Unless one reads it ironically as an admonition - and I do not - Mr. Corbin is welcoming this new model of strictly hedonistic sexuality and offers it to all of us to enjoy. He mentions no complications, no dangers, social, moral or medical. (In a 1982 article, Aries did discuss the role of the homosexual and the pansexual today - but in more judicious tones than Mr. Corbin's.) In her conclusion, Ms. Perrot picks up the song. The ''desperate effort'' of the 19th century to moor private life to the family dissolved into 20th-century concerns with self, body, psyche and ''sexuality liberated from procreation and marriage.'' It all leads to a ''new system of relations,'' of which unfortunately she provides no description or discussion.</w:t>
+        <w:br/>
+        <w:t>Many of us are well enough informed about the early years of our own century to decide for ourselves about these large claims concerning our sexuality and our morality and about the degree to which such claims constitute a reliable ''history'' of private life, even in France. Anyone who reads the final volume of this series in French will discover the disintegration of the project into political and sexual special pleading. Such pleading is already present in Volume Four.</w:t>
+        <w:br/>
+        <w:br/>
+        <w:t>Graphic</w:t>
+        <w:br/>
+        <w:br/>
+        <w:t xml:space="preserve"> </w:t>
+        <w:br/>
+        <w:t>Drawing</w:t>
       </w:r>
     </w:p>
     <w:sectPr>

--- a/example_articles/countries/France/1.countries_France_New_York_Times.docx
+++ b/example_articles/countries/France/1.countries_France_New_York_Times.docx
@@ -7,7 +7,9 @@
         <w:pStyle w:val="Heading1"/>
       </w:pPr>
       <w:r>
-        <w:t>PAPA GETS THE BLAME</w:t>
+        <w:t>WINE TALK;</w:t>
+        <w:br/>
+        <w:t>Firehouse '97, and Other Proud Parisian Appellations</w:t>
       </w:r>
     </w:p>
     <w:p>
@@ -17,17 +19,17 @@
     </w:p>
     <w:p>
       <w:r>
-        <w:t>Date: 1990-04-01</w:t>
+        <w:t>Date: 1999-01-06</w:t>
       </w:r>
     </w:p>
     <w:p>
       <w:r>
-        <w:t>Section: Section 7; Page 24, Column 1; Book Review Desk; Review</w:t>
+        <w:t>Section: Section F; ; Section F; Page 8; Column 1; Dining In, Dining Out/Style Desk ; Column 1;</w:t>
       </w:r>
     </w:p>
     <w:p>
       <w:r>
-        <w:t>Source file: NYT/52.DOCX</w:t>
+        <w:t>Source file: NYT/46.DOCX</w:t>
       </w:r>
     </w:p>
     <w:p>
@@ -49,41 +51,54 @@
     </w:p>
     <w:p>
       <w:r>
-        <w:t>A HISTORY OF PRIVATE LIFE</w:t>
+        <w:t>Avoiding the crowds waiting to ascend the Eiffel Tower last week, a few intrepid tourists made their way instead to Bercy Park at the southeast corner of the city to view an exhibition called "Vignes, Vins et Paris," or "Vines, Wines and Paris." In doing so, they joined the few insiders who know that Paris, a city as urban as any, has eight vineyards. Six are cultivated by the parks department, two are privately owned and all are very small.</w:t>
         <w:br/>
-        <w:t>Volume Four: From the Fires of Revolution to the Great War.</w:t>
+        <w:t>Though Paris was wine country centuries ago, a few of these vineyards are only decades old; some were planted as recently as a few years ago, in an effort to enhance certain neighborhoods.</w:t>
         <w:br/>
-        <w:t>Edited by Michelle Perrot.</w:t>
+        <w:t>The best known is in Montmartre, in the shadow of the great white basilica of Sacre-Coeur. At harvest time, its grapes are picked with considerable fanfare and the first bottles of the previous year's harvest are sold to raise money for charity. The 1,800 vines, planted in 1932 on a site where vines had grown centuries earlier, are mostly gamay and produce about 750 bottles a year.</w:t>
         <w:br/>
-        <w:t>Translated by Arthur Goldhammer.</w:t>
+        <w:t>In Belleville Park, the highest point in the city, 120 vines of pinot meunier planted in 1993 produce about 300 bottles a year. Pinot meunier is a principal grape of Champagne, and one day, the city gardeners hope, these vines might produce a true sparkling wine. In Georges Brassens Park in southern Paris, 700 vines of pinot noir, pinot meunier and perlette, a German variety, yield 200 to 800 bottles of wine.</w:t>
         <w:br/>
-        <w:t>Illustrated. 713 pp. Cambridge, Mass.:</w:t>
+        <w:t>Some 200 chardonnay and sauvignon blanc vines grow in a small city park on the Rue Lardenois in the northeast corner of the city. Planted between 1994 and 1997, the vines have yet to produce enough grapes to make their own wine. Nearby in the Parc de la Villette, about 120 vines of golden chasselas produce about 200 bottles a year.</w:t>
         <w:br/>
-        <w:t>The Belknap Press/Harvard University Press.</w:t>
+        <w:t>One of the private vineyards isn't exactly private; it consists of 10 vines planted in 1934 that grow across the front of a firehouse on the Rue Blanche in the central part of the city. Generations of firefighters have tended the vines, which produce about 50 bottles of wine a year. The grapes are pinot noir, but the firefighters are quick to admit that Burgundy, where pinot noir is king, has nothing to fear from the Rue Blanche.</w:t>
         <w:br/>
-        <w:t>$39.95.</w:t>
+        <w:t>A couple of enormous vines climb around the sides of the Bistrot Melac, in a working-class neighborhood near the Pere Lachaise Cemetery. The bistro's owner, Jacques Melac, blends his grapes with those of the members of the Association des Vignerons de Paris, a semi-serious organization of grape growers that he founded.</w:t>
         <w:br/>
-        <w:t>As with icebergs and volcanoes, seven-eighths of human life remains out of sight. Behind the great events and eminent figures traditionally recorded as history lie teeming behaviors that fill our time - all-pervasive, only half predictable, sometimes wicked. Therefore by conventions of civility in speech and dress we limit access to one another's lives. There are things we would rather not know. Yet the opposite pull of curiosity can become very strong.</w:t>
+        <w:t>The association's 200 members are city folk who grow wine grapes on terraces and balconies, in window boxes and tiny backyards. Every year at harvest time, when Mr. Melac beckons, they gather from all over the city, carrying their grapes in buckets, boxes and plastic bags. He gives a party and helps them crush their grapes and make about 800 bottles of wine. The winemaking is actually done by a few moonlighters from Champagne or some other true wine region. The highlight of each year's crush is a chance to taste the previous vintage.</w:t>
         <w:br/>
-        <w:t>Our appetite for the underside of history has long been served by accounts of daily life, by histories of taste and of morals, by personal narratives and, primarily, by novels. Early in this century the influential French Annales school of history deflected the focus of scholarly history from narratives of great events to scrutiny of mentalites - lasting attitudes or mental habits underlying events. That school has succeeded so well in France at least that some historians are leaving mentalites behind in order to burrow even further down toward cases. A large library has accumulated of studies of villages and small-time individuals.</w:t>
+        <w:t>The merriment that all of this occasions intrigues a lot of other Parisians, and it is because of this growing interest that the city mounted the exhibition, which is scheduled to run through March but may be extended. Besides Bercy Park's own vineyard, now neatly pruned, there are displays of winemaking equipment, information on all the city's vineyards and classes on how to grow wine grapes for fun, if not for profit.</w:t>
         <w:br/>
-        <w:t>The new emphasis on the history of everybody has now been consecrated in an ambitious five-volume series - ''A History of Private Life'' - published by the distinguished Seuil house in Paris and masterfully translated by Arthur Goldhammer for Harvard University Press. Because of the copious illustrative materials - paintings, drawings, caricatures and photographs, all cannily chosen and wittily captioned to display domestic life - one responds first to a magnificent picture book. It is disappointing to discover that a team of resourceful researchers (unacknowledged in the American edition) assembled the illustrations independently; the authors never refer to the array of images. With foolish parsimony, the American edition omits the handsome colored endpapers of mural paintings and wallpapers that emblazon the Seuil volumes.</w:t>
+        <w:t>The recommended varieties, by the way, are not the grapes most people think of when they drink French wine. The favored whites are perdin and chasselas de Fontainebleau, and the reds are aladin, Alphonse Lavallee and Brant, varieties that are hardy enough to withstand city living.</w:t>
         <w:br/>
-        <w:t>A respected nonacademic scholar, Philippe Aries, who liked to call himself a Sunday historian, ''willed, conceived, and prepared'' the series. He died in 1984, when it was half completed. Aries's study of the history of the family in ''Centuries of Childhood'' (1962) has left a visible mark on the first three volumes. He and his collaborators were aware of a problem affecting a history of private life beginning with ancient Rome. The notion of privacy as a valued condition related to individualism did not really take shape until the 19th century, primarily in England. The 20-odd authors of the first three volumes, including the eminent Georges Duby, circumvent this potential difficulty by writing social history with a major emphasis on domestic life and sexual mores. Their generally competent essays offer us something between a nonalphabetical encyclopedia and a miscellany, with no primary subject and no sustained argument.</w:t>
+        <w:t>In Roman times, much of the Paris region was planted in vines. In the Middle Ages, Parisian wines were a staple of the city's growing population, and as recently as World War II, suburban vineyards like those in Suresnes still produced wines commercially.</w:t>
         <w:br/>
-        <w:t>This approach changes in the fourth volume, devoted to the crucial 19th century. That is when separation of home from work place became established, and people began to seek privacy consciously. Furthermore, for this modern period the available documentation about daily life in words and images becomes overwhelming and can be shaped to support almost any thesis. Michelle Perrot, the editor and principal contributor to this volume, has woven two books into one. All the essays except one on England offer sociological studies of private life in 19th-century France combined with severe critical judgments of that life. The shuddering political events of the period are rarely referred to. Three short essays - on the French Revolution, the development of the English ''sweet home'' and rituals and pastimes of the bourgeoisie - make the common point that the Revolution stopped short of liberating women from the home and retained public life for men. The change I refer to occurs in the essays by the main contributors. The way they recast Aries's ideas stands the series on its head. In his introduction to Volume Three, central in every way to the project, Aries explains how increased state intervention in people's lives during the 17th and 18th centuries encouraged the formation of a private sector: ''Ultimately the family became the focus of private life. Its significance changed. No longer was it merely an economic unit for the sake of whose reproduction everything had to be sacrificed. No longer was it a restraint on individual freedom, a place in which power was wielded by women. It became something it had never been: a refuge.''</w:t>
+        <w:t>Throughout much of modern history, the Bercy district, along the Right Bank of the Seine, was Paris's principal wine depot. Long before railroads carried wine north to the city from the Midi, the Rhone Valley and Burgundy, millions of gallons came up the river on barges to be blended, stored and bottled in stone warehouses. A small city of wine, Bercy included the Rue de Bordeaux, the Rue de Macon, the Rue de Pommard and the Rue de Chambertin. So much a part of city life were the wine sheds that, as Georges Simenon's fictional Inspector Maigret recalled, "When we arrested drunks we wrote them up as 'Bercys.' "</w:t>
         <w:br/>
-        <w:t>A scholar best known for her study of the working class, Ms. Perrot appears to continue this interpretation in her opening remarks to Volume Four. She states that ''the nineteenth century was the golden age of private life.'' But in the third paragraph of a 160-page section, she refers to the family not as a haven, but as ''a totalitarian unit'' provoking rebellion and explosion. After looking at some theories of the family from Hegel to Michel Foucault, she easily gathers evidence of family conflict that casts an unfavorable light on the bourgeoisie and paternalistic husbands. The golden age of privacy turns out to be the dark dungeon of family life. In a later section on childhood, Ms. Perrot again subjects the family unit to the ultimate curse of our time: ''totalitarianism.'' This antifamily verdict is not supported by a careful weighing of evidence to refute Aries.</w:t>
+        <w:t>Well into the 1960's, old-line wine companies still stored inexpensive bulk wine at Bercy and bottled it for the city's small grocery stores. As tastes have changed and disposable income has risen, the market for this cheap stuff has virtually disappeared. After sitting mostly abandoned for two decades, many of the Bercy warehouses were pulled down, and the area was turned into a park three years ago.</w:t>
         <w:br/>
-        <w:t>In a 100-page chapter called ''Private Spaces,'' the social historian Roger-Henri Guerrand unfolds a broad panorama of information about domestic architecture and the consequences of extreme inequities in the distribution of wealth. Mr. Guerrand devotes his most impassioned pages to describing and praising the housing project for workers built by the industrialist Jean-Baptiste Andre Godin according to the socialist-utopian principles of Charles Fourier. Godin's social project in Guise (100 miles northeast of Paris) housed more than a hundred families in imposing four-story buildings with running water and toilets on every floor, glassed-in courtyards, medical services, baths and rubbish chutes. Mr. Guerrand dismisses Emile Zola's skepticism about the community, expressed after a brief visit, and states rhapsodically and inaccurately: ''Godin thus realized the Fourierist utopia.'' A few pages later Mr. Guerrand vents his wrath on another entrepreneur, Frederic Le Play, who encouraged workers to save money in order to buy their own homes. According to Mr. Guerrand this ''bizzare idea'' led to France's becoming ''a straitlaced country of self-satisfied homeowners.''</w:t>
+        <w:t>Not everything was demolished. One old building was converted into a gardening center where people can learn how to grow grapes in tough city conditions. A "Bercy" today is liable to be not a drunk but an irate matron from the Avenue Foch demanding to know why her vine died.</w:t>
         <w:br/>
-        <w:t>Such sweeping observations pass right by the real need to examine the relation of ownership - particularly absentee and corporate ownership - to our self-awareness as citizens of a community. To a disturbing degree, we have come to think in terms of owning our selves, our persons.</w:t>
+        <w:t xml:space="preserve"> </w:t>
         <w:br/>
-        <w:t>Alain Corbin, the third major contributor to this volume, has studied prostitution in France and published a much discussed work entitled ''The Foul and the Fragrant: Odor and the French Social Imagination'' (1986). Here Mr. Corbin has written 200 pages divided between information and apologia. His brief remarks on the confessional, alcoholism, Pasteur's revolution of the microbe and French psychologists at the century's end show a shrewd investigator at work. But his central subject is the history of contemporary sexuality, which he dates from about 1860, when ''the bourgeoisie began to suffer from its morality.'' The resulting liberation of sexual behavior is variously referred to as ''a slow but profound change,'' ''a mutation,'' and in his final sentence as a ''revolution.'' Mr. Corbin realizes that adequate documentation for these claims is hardly furnished in his brief, unsystematic accounts of adultery, licensed bordellos and courtesans of the demimonde. He ultimately locates the change in ''the emergence of a new species'' - namely, the persecuted figure of the male homosexual:</w:t>
+        <w:t>TASTINGS</w:t>
         <w:br/>
-        <w:t>''When all is said and done, the pederasts of the nineteenth century were the first to develop the model of a strictly hedonistic sexuality, cut off from procreation, which was destined to enjoy a brilliant future. When homosexuals finally emerged from hiding to proclaim their normality, it was, as Philippe Aries remarked, in order to hold out to the young a triumphant new model of virility.'' (My translation.) The paragraph deserves scrutiny. Unless one reads it ironically as an admonition - and I do not - Mr. Corbin is welcoming this new model of strictly hedonistic sexuality and offers it to all of us to enjoy. He mentions no complications, no dangers, social, moral or medical. (In a 1982 article, Aries did discuss the role of the homosexual and the pansexual today - but in more judicious tones than Mr. Corbin's.) In her conclusion, Ms. Perrot picks up the song. The ''desperate effort'' of the 19th century to moor private life to the family dissolved into 20th-century concerns with self, body, psyche and ''sexuality liberated from procreation and marriage.'' It all leads to a ''new system of relations,'' of which unfortunately she provides no description or discussion.</w:t>
+        <w:t xml:space="preserve"> </w:t>
         <w:br/>
-        <w:t>Many of us are well enough informed about the early years of our own century to decide for ourselves about these large claims concerning our sexuality and our morality and about the degree to which such claims constitute a reliable ''history'' of private life, even in France. Anyone who reads the final volume of this series in French will discover the disintegration of the project into political and sexual special pleading. Such pleading is already present in Volume Four.</w:t>
+        <w:t>Grapes With Legs</w:t>
+        <w:br/>
+        <w:t xml:space="preserve"> </w:t>
+        <w:br/>
+        <w:t>Simi Cabernet Sauvignon Reserve 1994, Sonoma County, Calif. About $46.</w:t>
+        <w:br/>
+        <w:t>IT must be nice to be LVMH Moet Hennessy Louis Vuitton, the luxury conglomerate, and own vineyards and wineries all over the place. Take this luscious cabernet from Simi Winery, an LVMH property. When Simi's winemakers ran out of grapes from their Alexander Valley vineyards, still not fully recovered from the deadly phylloxera blight, they turned to their Napa Valley sister winery, Domaine Chandon, another LVMH operation, which had plenty of good cabernet in its vineyards.</w:t>
+        <w:br/>
+        <w:t>Because 76 percent of the grapes came from Simi's Sonoma vineyards, the wine was entitled to the Sonoma County appellation. It spent 16 months in French oak, then 18 months in bottles before being released.</w:t>
+        <w:br/>
+        <w:t>One of California's oldest wineries, Simi has a reputation for making fine cabernets. This one is no exception. It is a rich, intense wine with a long, beautiful finish and good structure, thanks in part to those Napa grapes.</w:t>
+        <w:br/>
+        <w:br/>
+        <w:t>http://www.nytimes.com</w:t>
         <w:br/>
         <w:br/>
         <w:t>Graphic</w:t>
@@ -91,7 +106,7 @@
         <w:br/>
         <w:t xml:space="preserve"> </w:t>
         <w:br/>
-        <w:t>Drawing</w:t>
+        <w:t>Photos: IS THIS BORDEAUX? NOT QUITE -- Some 700 grapevines, hardy city dwellers, grow in the Georges Brassens Park in Paris and are tended by parks department employees. LINE OF DUTY -- Fifty bottles of wine a year are made from 10 vines at this firehouse. (Photographs by Jean-Erick Pasquier/Rapho for The New York Times)</w:t>
       </w:r>
     </w:p>
     <w:sectPr>
